--- a/worksheet-p04.docx
+++ b/worksheet-p04.docx
@@ -34,8 +34,8 @@
         <w:tblLook w:val="04A0" w:firstRow="1" w:lastRow="0" w:firstColumn="1" w:lastColumn="0" w:noHBand="0" w:noVBand="1"/>
       </w:tblPr>
       <w:tblGrid>
-        <w:gridCol w:w="2296"/>
-        <w:gridCol w:w="7034"/>
+        <w:gridCol w:w="2294"/>
+        <w:gridCol w:w="7036"/>
         <w:gridCol w:w="30"/>
       </w:tblGrid>
       <w:tr>
@@ -304,6 +304,9 @@
             <w:pPr>
               <w:spacing w:after="40" w:line="252" w:lineRule="auto"/>
             </w:pPr>
+            <w:r>
+              <w:t>https://github.com/Naura567/website-umkm/</w:t>
+            </w:r>
           </w:p>
         </w:tc>
       </w:tr>
@@ -347,6 +350,9 @@
             <w:pPr>
               <w:spacing w:after="40" w:line="252" w:lineRule="auto"/>
             </w:pPr>
+            <w:r>
+              <w:t>62a9bbb</w:t>
+            </w:r>
           </w:p>
         </w:tc>
       </w:tr>
@@ -368,8 +374,8 @@
       </w:tblPr>
       <w:tblGrid>
         <w:gridCol w:w="1796"/>
-        <w:gridCol w:w="3287"/>
-        <w:gridCol w:w="1347"/>
+        <w:gridCol w:w="3288"/>
+        <w:gridCol w:w="1346"/>
         <w:gridCol w:w="2900"/>
         <w:gridCol w:w="30"/>
       </w:tblGrid>
@@ -553,7 +559,16 @@
           <w:p>
             <w:pPr>
               <w:spacing w:after="40" w:line="252" w:lineRule="auto"/>
-            </w:pPr>
+              <w:rPr>
+                <w:lang w:val="nb-NO"/>
+              </w:rPr>
+            </w:pPr>
+            <w:r>
+              <w:rPr>
+                <w:lang w:val="nb-NO"/>
+              </w:rPr>
+              <w:t>Menu navigasi utama sudah menghubungkan index, tentang, produk, dan galeri.</w:t>
+            </w:r>
           </w:p>
         </w:tc>
         <w:tc>
@@ -571,11 +586,21 @@
               <w:spacing w:after="40" w:line="252" w:lineRule="auto"/>
             </w:pPr>
             <w:r>
-              <w:rPr>
-                <w:sz w:val="18"/>
-              </w:rPr>
-              <w:t>☐ siap ☐ revisi</w:t>
-            </w:r>
+              <w:t xml:space="preserve">☑ </w:t>
+            </w:r>
+            <w:proofErr w:type="spellStart"/>
+            <w:r>
+              <w:t>siap</w:t>
+            </w:r>
+            <w:proofErr w:type="spellEnd"/>
+            <w:r>
+              <w:t xml:space="preserve"> ☐ </w:t>
+            </w:r>
+            <w:proofErr w:type="spellStart"/>
+            <w:r>
+              <w:t>revisi</w:t>
+            </w:r>
+            <w:proofErr w:type="spellEnd"/>
           </w:p>
         </w:tc>
         <w:tc>
@@ -592,7 +617,28 @@
           <w:p>
             <w:pPr>
               <w:spacing w:after="40" w:line="252" w:lineRule="auto"/>
-            </w:pPr>
+              <w:rPr>
+                <w:lang w:val="nb-NO"/>
+              </w:rPr>
+            </w:pPr>
+            <w:r>
+              <w:rPr>
+                <w:lang w:val="nb-NO"/>
+              </w:rPr>
+              <w:t>Nambah</w:t>
+            </w:r>
+            <w:r>
+              <w:rPr>
+                <w:lang w:val="nb-NO"/>
+              </w:rPr>
+              <w:t>in</w:t>
+            </w:r>
+            <w:r>
+              <w:rPr>
+                <w:lang w:val="nb-NO"/>
+              </w:rPr>
+              <w:t xml:space="preserve"> link kontak.html di navbar semua halaman biar tetap sinkron.</w:t>
+            </w:r>
           </w:p>
         </w:tc>
       </w:tr>
@@ -632,7 +678,16 @@
           <w:p>
             <w:pPr>
               <w:spacing w:after="40" w:line="252" w:lineRule="auto"/>
-            </w:pPr>
+              <w:rPr>
+                <w:lang w:val="nb-NO"/>
+              </w:rPr>
+            </w:pPr>
+            <w:r>
+              <w:rPr>
+                <w:lang w:val="nb-NO"/>
+              </w:rPr>
+              <w:t>Katalog varian dan daftar harga bakpia sudah tertata rapi pakai kartu dan tabel.</w:t>
+            </w:r>
           </w:p>
         </w:tc>
         <w:tc>
@@ -650,11 +705,21 @@
               <w:spacing w:after="40" w:line="252" w:lineRule="auto"/>
             </w:pPr>
             <w:r>
-              <w:rPr>
-                <w:sz w:val="18"/>
-              </w:rPr>
-              <w:t>☐ siap ☐ revisi</w:t>
-            </w:r>
+              <w:t xml:space="preserve">☑ </w:t>
+            </w:r>
+            <w:proofErr w:type="spellStart"/>
+            <w:r>
+              <w:t>siap</w:t>
+            </w:r>
+            <w:proofErr w:type="spellEnd"/>
+            <w:r>
+              <w:t xml:space="preserve"> ☐ </w:t>
+            </w:r>
+            <w:proofErr w:type="spellStart"/>
+            <w:r>
+              <w:t>revisi</w:t>
+            </w:r>
+            <w:proofErr w:type="spellEnd"/>
           </w:p>
         </w:tc>
         <w:tc>
@@ -671,7 +736,16 @@
           <w:p>
             <w:pPr>
               <w:spacing w:after="40" w:line="252" w:lineRule="auto"/>
-            </w:pPr>
+              <w:rPr>
+                <w:lang w:val="nb-NO"/>
+              </w:rPr>
+            </w:pPr>
+            <w:r>
+              <w:rPr>
+                <w:lang w:val="nb-NO"/>
+              </w:rPr>
+              <w:t>Memastikan link menu ke kontak.html sudah aktif dan gak ada link putus.</w:t>
+            </w:r>
           </w:p>
         </w:tc>
       </w:tr>
@@ -711,7 +785,16 @@
           <w:p>
             <w:pPr>
               <w:spacing w:after="40" w:line="252" w:lineRule="auto"/>
-            </w:pPr>
+              <w:rPr>
+                <w:lang w:val="nb-NO"/>
+              </w:rPr>
+            </w:pPr>
+            <w:r>
+              <w:rPr>
+                <w:lang w:val="nb-NO"/>
+              </w:rPr>
+              <w:t>Grid foto dokumentasi dapur dan proses produksi bakpia sudah lengkap dengan figure dan figcaption.</w:t>
+            </w:r>
           </w:p>
         </w:tc>
         <w:tc>
@@ -729,11 +812,21 @@
               <w:spacing w:after="40" w:line="252" w:lineRule="auto"/>
             </w:pPr>
             <w:r>
-              <w:rPr>
-                <w:sz w:val="18"/>
-              </w:rPr>
-              <w:t>☐ siap ☐ revisi</w:t>
-            </w:r>
+              <w:t xml:space="preserve">☑ </w:t>
+            </w:r>
+            <w:proofErr w:type="spellStart"/>
+            <w:r>
+              <w:t>siap</w:t>
+            </w:r>
+            <w:proofErr w:type="spellEnd"/>
+            <w:r>
+              <w:t xml:space="preserve"> ☐ </w:t>
+            </w:r>
+            <w:proofErr w:type="spellStart"/>
+            <w:r>
+              <w:t>revisi</w:t>
+            </w:r>
+            <w:proofErr w:type="spellEnd"/>
           </w:p>
         </w:tc>
         <w:tc>
@@ -750,7 +843,16 @@
           <w:p>
             <w:pPr>
               <w:spacing w:after="40" w:line="252" w:lineRule="auto"/>
-            </w:pPr>
+              <w:rPr>
+                <w:lang w:val="nb-NO"/>
+              </w:rPr>
+            </w:pPr>
+            <w:r>
+              <w:rPr>
+                <w:lang w:val="nb-NO"/>
+              </w:rPr>
+              <w:t>Update header navigasi biar ada tautan ke halaman kontak.</w:t>
+            </w:r>
           </w:p>
         </w:tc>
       </w:tr>
@@ -773,8 +875,16 @@
               <w:rPr>
                 <w:sz w:val="18"/>
               </w:rPr>
-              <w:t>Tabel katalog</w:t>
-            </w:r>
+              <w:t xml:space="preserve">Tabel </w:t>
+            </w:r>
+            <w:proofErr w:type="spellStart"/>
+            <w:r>
+              <w:rPr>
+                <w:sz w:val="18"/>
+              </w:rPr>
+              <w:t>katalog</w:t>
+            </w:r>
+            <w:proofErr w:type="spellEnd"/>
           </w:p>
         </w:tc>
         <w:tc>
@@ -791,6 +901,9 @@
             <w:pPr>
               <w:spacing w:after="40" w:line="252" w:lineRule="auto"/>
             </w:pPr>
+            <w:r>
+              <w:t>Tabel harga produk bakpia sudah memakai caption, thead, tbody, dan th scope="col".</w:t>
+            </w:r>
           </w:p>
         </w:tc>
         <w:tc>
@@ -808,10 +921,7 @@
               <w:spacing w:after="40" w:line="252" w:lineRule="auto"/>
             </w:pPr>
             <w:r>
-              <w:rPr>
-                <w:sz w:val="18"/>
-              </w:rPr>
-              <w:t>☐ siap ☐ revisi</w:t>
+              <w:t>☑ siap ☐ revisi</w:t>
             </w:r>
           </w:p>
         </w:tc>
@@ -829,7 +939,16 @@
           <w:p>
             <w:pPr>
               <w:spacing w:after="40" w:line="252" w:lineRule="auto"/>
-            </w:pPr>
+              <w:rPr>
+                <w:lang w:val="nb-NO"/>
+              </w:rPr>
+            </w:pPr>
+            <w:r>
+              <w:rPr>
+                <w:lang w:val="nb-NO"/>
+              </w:rPr>
+              <w:t>Dipertahankan, struktur tabel katalog sudah aksesibel dan rapi.</w:t>
+            </w:r>
           </w:p>
         </w:tc>
       </w:tr>
@@ -852,8 +971,16 @@
               <w:rPr>
                 <w:sz w:val="18"/>
               </w:rPr>
-              <w:t>Folder js</w:t>
-            </w:r>
+              <w:t xml:space="preserve">Folder </w:t>
+            </w:r>
+            <w:proofErr w:type="spellStart"/>
+            <w:r>
+              <w:rPr>
+                <w:sz w:val="18"/>
+              </w:rPr>
+              <w:t>js</w:t>
+            </w:r>
+            <w:proofErr w:type="spellEnd"/>
           </w:p>
         </w:tc>
         <w:tc>
@@ -870,6 +997,9 @@
             <w:pPr>
               <w:spacing w:after="40" w:line="252" w:lineRule="auto"/>
             </w:pPr>
+            <w:r>
+              <w:t>Folder js/ sudah ada dan berisi script.js untuk interaksi dasar website.</w:t>
+            </w:r>
           </w:p>
         </w:tc>
         <w:tc>
@@ -887,10 +1017,7 @@
               <w:spacing w:after="40" w:line="252" w:lineRule="auto"/>
             </w:pPr>
             <w:r>
-              <w:rPr>
-                <w:sz w:val="18"/>
-              </w:rPr>
-              <w:t>☐ ada ☐ belum</w:t>
+              <w:t>☑ ada ☐ belum</w:t>
             </w:r>
           </w:p>
         </w:tc>
@@ -909,6 +1036,9 @@
             <w:pPr>
               <w:spacing w:after="40" w:line="252" w:lineRule="auto"/>
             </w:pPr>
+            <w:r>
+              <w:t>Membuat file form.js khusus buat handle submit form dan preview data pesanan.</w:t>
+            </w:r>
           </w:p>
         </w:tc>
       </w:tr>
@@ -949,6 +1079,9 @@
             <w:pPr>
               <w:spacing w:after="40" w:line="252" w:lineRule="auto"/>
             </w:pPr>
+            <w:r>
+              <w:t>Commit P03 sudah tersimpan di git dengan hash c1c358f dan status working tree bersih.</w:t>
+            </w:r>
           </w:p>
         </w:tc>
         <w:tc>
@@ -966,10 +1099,7 @@
               <w:spacing w:after="40" w:line="252" w:lineRule="auto"/>
             </w:pPr>
             <w:r>
-              <w:rPr>
-                <w:sz w:val="18"/>
-              </w:rPr>
-              <w:t>☐ ada ☐ belum</w:t>
+              <w:t>☑ ada ☐ belum</w:t>
             </w:r>
           </w:p>
         </w:tc>
@@ -987,7 +1117,16 @@
           <w:p>
             <w:pPr>
               <w:spacing w:after="40" w:line="252" w:lineRule="auto"/>
-            </w:pPr>
+              <w:rPr>
+                <w:lang w:val="nb-NO"/>
+              </w:rPr>
+            </w:pPr>
+            <w:r>
+              <w:rPr>
+                <w:lang w:val="nb-NO"/>
+              </w:rPr>
+              <w:t>Melanjutkan pembuatan form kontak dan dokumentasi evidence P04.</w:t>
+            </w:r>
           </w:p>
         </w:tc>
       </w:tr>
@@ -997,6 +1136,7 @@
         <w:pStyle w:val="Heading1"/>
       </w:pPr>
       <w:r>
+        <w:lastRenderedPageBreak/>
         <w:t>2. Rancangan Field Form Kontak</w:t>
       </w:r>
     </w:p>
@@ -1199,31 +1339,28 @@
               <w:spacing w:after="40" w:line="252" w:lineRule="auto"/>
             </w:pPr>
             <w:r>
+              <w:t>☑</w:t>
+            </w:r>
+          </w:p>
+        </w:tc>
+        <w:tc>
+          <w:tcPr>
+            <w:tcW w:w="1350" w:type="dxa"/>
+            <w:tcMar>
+              <w:top w:w="80" w:type="dxa"/>
+              <w:left w:w="120" w:type="dxa"/>
+              <w:bottom w:w="80" w:type="dxa"/>
+              <w:right w:w="120" w:type="dxa"/>
+            </w:tcMar>
+          </w:tcPr>
+          <w:p>
+            <w:pPr>
+              <w:spacing w:after="40" w:line="252" w:lineRule="auto"/>
+            </w:pPr>
+            <w:r>
               <w:rPr>
                 <w:sz w:val="18"/>
               </w:rPr>
-              <w:t>☐</w:t>
-            </w:r>
-          </w:p>
-        </w:tc>
-        <w:tc>
-          <w:tcPr>
-            <w:tcW w:w="1350" w:type="dxa"/>
-            <w:tcMar>
-              <w:top w:w="80" w:type="dxa"/>
-              <w:left w:w="120" w:type="dxa"/>
-              <w:bottom w:w="80" w:type="dxa"/>
-              <w:right w:w="120" w:type="dxa"/>
-            </w:tcMar>
-          </w:tcPr>
-          <w:p>
-            <w:pPr>
-              <w:spacing w:after="40" w:line="252" w:lineRule="auto"/>
-            </w:pPr>
-            <w:r>
-              <w:rPr>
-                <w:sz w:val="18"/>
-              </w:rPr>
               <w:t>nama</w:t>
             </w:r>
           </w:p>
@@ -1242,6 +1379,9 @@
             <w:pPr>
               <w:spacing w:after="40" w:line="252" w:lineRule="auto"/>
             </w:pPr>
+            <w:r>
+              <w:t>Wajib diisi, pakai autocomplete="name" dan minlength="3" biar input nama valid.</w:t>
+            </w:r>
           </w:p>
         </w:tc>
       </w:tr>
@@ -1305,31 +1445,28 @@
               <w:spacing w:after="40" w:line="252" w:lineRule="auto"/>
             </w:pPr>
             <w:r>
+              <w:t>☑</w:t>
+            </w:r>
+          </w:p>
+        </w:tc>
+        <w:tc>
+          <w:tcPr>
+            <w:tcW w:w="1350" w:type="dxa"/>
+            <w:tcMar>
+              <w:top w:w="80" w:type="dxa"/>
+              <w:left w:w="120" w:type="dxa"/>
+              <w:bottom w:w="80" w:type="dxa"/>
+              <w:right w:w="120" w:type="dxa"/>
+            </w:tcMar>
+          </w:tcPr>
+          <w:p>
+            <w:pPr>
+              <w:spacing w:after="40" w:line="252" w:lineRule="auto"/>
+            </w:pPr>
+            <w:r>
               <w:rPr>
                 <w:sz w:val="18"/>
               </w:rPr>
-              <w:t>☐</w:t>
-            </w:r>
-          </w:p>
-        </w:tc>
-        <w:tc>
-          <w:tcPr>
-            <w:tcW w:w="1350" w:type="dxa"/>
-            <w:tcMar>
-              <w:top w:w="80" w:type="dxa"/>
-              <w:left w:w="120" w:type="dxa"/>
-              <w:bottom w:w="80" w:type="dxa"/>
-              <w:right w:w="120" w:type="dxa"/>
-            </w:tcMar>
-          </w:tcPr>
-          <w:p>
-            <w:pPr>
-              <w:spacing w:after="40" w:line="252" w:lineRule="auto"/>
-            </w:pPr>
-            <w:r>
-              <w:rPr>
-                <w:sz w:val="18"/>
-              </w:rPr>
               <w:t>email</w:t>
             </w:r>
           </w:p>
@@ -1348,6 +1485,9 @@
             <w:pPr>
               <w:spacing w:after="40" w:line="252" w:lineRule="auto"/>
             </w:pPr>
+            <w:r>
+              <w:t>Wajib diisi untuk konfirmasi pesanan, format dicek otomatis lewat type="email".</w:t>
+            </w:r>
           </w:p>
         </w:tc>
       </w:tr>
@@ -1370,7 +1510,6 @@
               <w:rPr>
                 <w:sz w:val="18"/>
               </w:rPr>
-              <w:lastRenderedPageBreak/>
               <w:t>Nomor WhatsApp</w:t>
             </w:r>
           </w:p>
@@ -1412,10 +1551,7 @@
               <w:spacing w:after="40" w:line="252" w:lineRule="auto"/>
             </w:pPr>
             <w:r>
-              <w:rPr>
-                <w:sz w:val="18"/>
-              </w:rPr>
-              <w:t>opsional</w:t>
+              <w:t>☑</w:t>
             </w:r>
           </w:p>
         </w:tc>
@@ -1434,10 +1570,7 @@
               <w:spacing w:after="40" w:line="252" w:lineRule="auto"/>
             </w:pPr>
             <w:r>
-              <w:rPr>
-                <w:sz w:val="18"/>
-              </w:rPr>
-              <w:t>telepon</w:t>
+              <w:t>wa</w:t>
             </w:r>
           </w:p>
         </w:tc>
@@ -1455,6 +1588,9 @@
             <w:pPr>
               <w:spacing w:after="40" w:line="252" w:lineRule="auto"/>
             </w:pPr>
+            <w:r>
+              <w:t>Wajib diisi untuk chat pemesanan Bakpia.id, pakai inputmode="tel" dan pattern angka.</w:t>
+            </w:r>
           </w:p>
         </w:tc>
       </w:tr>
@@ -1518,31 +1654,28 @@
               <w:spacing w:after="40" w:line="252" w:lineRule="auto"/>
             </w:pPr>
             <w:r>
+              <w:t>☑</w:t>
+            </w:r>
+          </w:p>
+        </w:tc>
+        <w:tc>
+          <w:tcPr>
+            <w:tcW w:w="1350" w:type="dxa"/>
+            <w:tcMar>
+              <w:top w:w="80" w:type="dxa"/>
+              <w:left w:w="120" w:type="dxa"/>
+              <w:bottom w:w="80" w:type="dxa"/>
+              <w:right w:w="120" w:type="dxa"/>
+            </w:tcMar>
+          </w:tcPr>
+          <w:p>
+            <w:pPr>
+              <w:spacing w:after="40" w:line="252" w:lineRule="auto"/>
+            </w:pPr>
+            <w:r>
               <w:rPr>
                 <w:sz w:val="18"/>
               </w:rPr>
-              <w:t>☐</w:t>
-            </w:r>
-          </w:p>
-        </w:tc>
-        <w:tc>
-          <w:tcPr>
-            <w:tcW w:w="1350" w:type="dxa"/>
-            <w:tcMar>
-              <w:top w:w="80" w:type="dxa"/>
-              <w:left w:w="120" w:type="dxa"/>
-              <w:bottom w:w="80" w:type="dxa"/>
-              <w:right w:w="120" w:type="dxa"/>
-            </w:tcMar>
-          </w:tcPr>
-          <w:p>
-            <w:pPr>
-              <w:spacing w:after="40" w:line="252" w:lineRule="auto"/>
-            </w:pPr>
-            <w:r>
-              <w:rPr>
-                <w:sz w:val="18"/>
-              </w:rPr>
               <w:t>paket</w:t>
             </w:r>
           </w:p>
@@ -1561,6 +1694,9 @@
             <w:pPr>
               <w:spacing w:after="40" w:line="252" w:lineRule="auto"/>
             </w:pPr>
+            <w:r>
+              <w:t>Dropdown pilihan varian/box bakpia (Isi 10, Isi 15, Isi 20, atau Paket Hampers).</w:t>
+            </w:r>
           </w:p>
         </w:tc>
       </w:tr>
@@ -1580,31 +1716,28 @@
               <w:spacing w:after="40" w:line="252" w:lineRule="auto"/>
             </w:pPr>
             <w:r>
+              <w:t>Topik / Waktu kontak</w:t>
+            </w:r>
+          </w:p>
+        </w:tc>
+        <w:tc>
+          <w:tcPr>
+            <w:tcW w:w="2050" w:type="dxa"/>
+            <w:tcMar>
+              <w:top w:w="80" w:type="dxa"/>
+              <w:left w:w="120" w:type="dxa"/>
+              <w:bottom w:w="80" w:type="dxa"/>
+              <w:right w:w="120" w:type="dxa"/>
+            </w:tcMar>
+          </w:tcPr>
+          <w:p>
+            <w:pPr>
+              <w:spacing w:after="40" w:line="252" w:lineRule="auto"/>
+            </w:pPr>
+            <w:r>
               <w:rPr>
                 <w:sz w:val="18"/>
               </w:rPr>
-              <w:t>Topik</w:t>
-            </w:r>
-          </w:p>
-        </w:tc>
-        <w:tc>
-          <w:tcPr>
-            <w:tcW w:w="2050" w:type="dxa"/>
-            <w:tcMar>
-              <w:top w:w="80" w:type="dxa"/>
-              <w:left w:w="120" w:type="dxa"/>
-              <w:bottom w:w="80" w:type="dxa"/>
-              <w:right w:w="120" w:type="dxa"/>
-            </w:tcMar>
-          </w:tcPr>
-          <w:p>
-            <w:pPr>
-              <w:spacing w:after="40" w:line="252" w:lineRule="auto"/>
-            </w:pPr>
-            <w:r>
-              <w:rPr>
-                <w:sz w:val="18"/>
-              </w:rPr>
               <w:t>radio group</w:t>
             </w:r>
           </w:p>
@@ -1624,10 +1757,7 @@
               <w:spacing w:after="40" w:line="252" w:lineRule="auto"/>
             </w:pPr>
             <w:r>
-              <w:rPr>
-                <w:sz w:val="18"/>
-              </w:rPr>
-              <w:t>☐</w:t>
+              <w:t>☑</w:t>
             </w:r>
           </w:p>
         </w:tc>
@@ -1646,10 +1776,7 @@
               <w:spacing w:after="40" w:line="252" w:lineRule="auto"/>
             </w:pPr>
             <w:r>
-              <w:rPr>
-                <w:sz w:val="18"/>
-              </w:rPr>
-              <w:t>topik</w:t>
+              <w:t>waktu</w:t>
             </w:r>
           </w:p>
         </w:tc>
@@ -1666,7 +1793,16 @@
           <w:p>
             <w:pPr>
               <w:spacing w:after="40" w:line="252" w:lineRule="auto"/>
-            </w:pPr>
+              <w:rPr>
+                <w:lang w:val="nb-NO"/>
+              </w:rPr>
+            </w:pPr>
+            <w:r>
+              <w:rPr>
+                <w:lang w:val="nb-NO"/>
+              </w:rPr>
+              <w:t>Pilihan waktu kontak yang diinginkan (Pagi, Siang, Sore, Kapan saja) dibungkus fieldset &amp; legend.</w:t>
+            </w:r>
           </w:p>
         </w:tc>
       </w:tr>
@@ -1685,12 +1821,14 @@
             <w:pPr>
               <w:spacing w:after="40" w:line="252" w:lineRule="auto"/>
             </w:pPr>
+            <w:proofErr w:type="spellStart"/>
             <w:r>
               <w:rPr>
                 <w:sz w:val="18"/>
               </w:rPr>
               <w:t>Pesan</w:t>
             </w:r>
+            <w:proofErr w:type="spellEnd"/>
           </w:p>
         </w:tc>
         <w:tc>
@@ -1730,31 +1868,28 @@
               <w:spacing w:after="40" w:line="252" w:lineRule="auto"/>
             </w:pPr>
             <w:r>
+              <w:t>☐</w:t>
+            </w:r>
+          </w:p>
+        </w:tc>
+        <w:tc>
+          <w:tcPr>
+            <w:tcW w:w="1350" w:type="dxa"/>
+            <w:tcMar>
+              <w:top w:w="80" w:type="dxa"/>
+              <w:left w:w="120" w:type="dxa"/>
+              <w:bottom w:w="80" w:type="dxa"/>
+              <w:right w:w="120" w:type="dxa"/>
+            </w:tcMar>
+          </w:tcPr>
+          <w:p>
+            <w:pPr>
+              <w:spacing w:after="40" w:line="252" w:lineRule="auto"/>
+            </w:pPr>
+            <w:r>
               <w:rPr>
                 <w:sz w:val="18"/>
               </w:rPr>
-              <w:t>☐</w:t>
-            </w:r>
-          </w:p>
-        </w:tc>
-        <w:tc>
-          <w:tcPr>
-            <w:tcW w:w="1350" w:type="dxa"/>
-            <w:tcMar>
-              <w:top w:w="80" w:type="dxa"/>
-              <w:left w:w="120" w:type="dxa"/>
-              <w:bottom w:w="80" w:type="dxa"/>
-              <w:right w:w="120" w:type="dxa"/>
-            </w:tcMar>
-          </w:tcPr>
-          <w:p>
-            <w:pPr>
-              <w:spacing w:after="40" w:line="252" w:lineRule="auto"/>
-            </w:pPr>
-            <w:r>
-              <w:rPr>
-                <w:sz w:val="18"/>
-              </w:rPr>
               <w:t>pesan</w:t>
             </w:r>
           </w:p>
@@ -1773,6 +1908,9 @@
             <w:pPr>
               <w:spacing w:after="40" w:line="252" w:lineRule="auto"/>
             </w:pPr>
+            <w:r>
+              <w:t>Opsional untuk catatan tambahan pelanggan seperti request varian rasa khusus.</w:t>
+            </w:r>
           </w:p>
         </w:tc>
       </w:tr>
@@ -1879,6 +2017,9 @@
             <w:pPr>
               <w:spacing w:after="40" w:line="252" w:lineRule="auto"/>
             </w:pPr>
+            <w:r>
+              <w:t>Tombol submit utama untuk validasi dan memicu event listener JavaScript.</w:t>
+            </w:r>
           </w:p>
         </w:tc>
       </w:tr>
@@ -2085,12 +2226,15 @@
           <w:p>
             <w:pPr>
               <w:spacing w:after="40" w:line="252" w:lineRule="auto"/>
-            </w:pPr>
-            <w:r>
-              <w:rPr>
-                <w:sz w:val="18"/>
-              </w:rPr>
-              <w:t>☐ cocok</w:t>
+              <w:rPr>
+                <w:lang w:val="nb-NO"/>
+              </w:rPr>
+            </w:pPr>
+            <w:r>
+              <w:rPr>
+                <w:lang w:val="nb-NO"/>
+              </w:rPr>
+              <w:t>☑ cocok (klik teks label langsung fokus ke input nama)</w:t>
             </w:r>
           </w:p>
         </w:tc>
@@ -2175,12 +2319,15 @@
           <w:p>
             <w:pPr>
               <w:spacing w:after="40" w:line="252" w:lineRule="auto"/>
-            </w:pPr>
-            <w:r>
-              <w:rPr>
-                <w:sz w:val="18"/>
-              </w:rPr>
-              <w:t>☐ cocok</w:t>
+              <w:rPr>
+                <w:lang w:val="nb-NO"/>
+              </w:rPr>
+            </w:pPr>
+            <w:r>
+              <w:rPr>
+                <w:lang w:val="nb-NO"/>
+              </w:rPr>
+              <w:t>☑ cocok (label terhubung langsung ke input email)</w:t>
             </w:r>
           </w:p>
         </w:tc>
@@ -2204,8 +2351,16 @@
               <w:rPr>
                 <w:sz w:val="18"/>
               </w:rPr>
-              <w:t>Paket yang diminati</w:t>
-            </w:r>
+              <w:t xml:space="preserve">Paket yang </w:t>
+            </w:r>
+            <w:proofErr w:type="spellStart"/>
+            <w:r>
+              <w:rPr>
+                <w:sz w:val="18"/>
+              </w:rPr>
+              <w:t>diminati</w:t>
+            </w:r>
+            <w:proofErr w:type="spellEnd"/>
           </w:p>
         </w:tc>
         <w:tc>
@@ -2265,12 +2420,15 @@
           <w:p>
             <w:pPr>
               <w:spacing w:after="40" w:line="252" w:lineRule="auto"/>
-            </w:pPr>
-            <w:r>
-              <w:rPr>
-                <w:sz w:val="18"/>
-              </w:rPr>
-              <w:t>☐ cocok</w:t>
+              <w:rPr>
+                <w:lang w:val="nb-NO"/>
+              </w:rPr>
+            </w:pPr>
+            <w:r>
+              <w:rPr>
+                <w:lang w:val="nb-NO"/>
+              </w:rPr>
+              <w:t>☑ cocok (label terhubung ke dropdown select paket bakpia)</w:t>
             </w:r>
           </w:p>
         </w:tc>
@@ -2290,12 +2448,14 @@
             <w:pPr>
               <w:spacing w:after="40" w:line="252" w:lineRule="auto"/>
             </w:pPr>
+            <w:proofErr w:type="spellStart"/>
             <w:r>
               <w:rPr>
                 <w:sz w:val="18"/>
               </w:rPr>
               <w:t>Pesan</w:t>
             </w:r>
+            <w:proofErr w:type="spellEnd"/>
           </w:p>
         </w:tc>
         <w:tc>
@@ -2357,10 +2517,7 @@
               <w:spacing w:after="40" w:line="252" w:lineRule="auto"/>
             </w:pPr>
             <w:r>
-              <w:rPr>
-                <w:sz w:val="18"/>
-              </w:rPr>
-              <w:t>☐ cocok</w:t>
+              <w:t>☑ cocok (label terhubung langsung ke area textarea)</w:t>
             </w:r>
           </w:p>
         </w:tc>
@@ -2381,10 +2538,29 @@
               <w:spacing w:after="40" w:line="252" w:lineRule="auto"/>
             </w:pPr>
             <w:r>
+              <w:t>Topik pertanyaan / Waktu</w:t>
+            </w:r>
+          </w:p>
+        </w:tc>
+        <w:tc>
+          <w:tcPr>
+            <w:tcW w:w="2100" w:type="dxa"/>
+            <w:tcMar>
+              <w:top w:w="80" w:type="dxa"/>
+              <w:left w:w="120" w:type="dxa"/>
+              <w:bottom w:w="80" w:type="dxa"/>
+              <w:right w:w="120" w:type="dxa"/>
+            </w:tcMar>
+          </w:tcPr>
+          <w:p>
+            <w:pPr>
+              <w:spacing w:after="40" w:line="252" w:lineRule="auto"/>
+            </w:pPr>
+            <w:r>
               <w:rPr>
                 <w:sz w:val="18"/>
               </w:rPr>
-              <w:t>Topik pertanyaan</w:t>
+              <w:t>legend</w:t>
             </w:r>
           </w:p>
         </w:tc>
@@ -2406,28 +2582,6 @@
               <w:rPr>
                 <w:sz w:val="18"/>
               </w:rPr>
-              <w:t>legend</w:t>
-            </w:r>
-          </w:p>
-        </w:tc>
-        <w:tc>
-          <w:tcPr>
-            <w:tcW w:w="2100" w:type="dxa"/>
-            <w:tcMar>
-              <w:top w:w="80" w:type="dxa"/>
-              <w:left w:w="120" w:type="dxa"/>
-              <w:bottom w:w="80" w:type="dxa"/>
-              <w:right w:w="120" w:type="dxa"/>
-            </w:tcMar>
-          </w:tcPr>
-          <w:p>
-            <w:pPr>
-              <w:spacing w:after="40" w:line="252" w:lineRule="auto"/>
-            </w:pPr>
-            <w:r>
-              <w:rPr>
-                <w:sz w:val="18"/>
-              </w:rPr>
               <w:t>fieldset</w:t>
             </w:r>
           </w:p>
@@ -2445,12 +2599,15 @@
           <w:p>
             <w:pPr>
               <w:spacing w:after="40" w:line="252" w:lineRule="auto"/>
-            </w:pPr>
-            <w:r>
-              <w:rPr>
-                <w:sz w:val="18"/>
-              </w:rPr>
-              <w:t>☐ jelas</w:t>
+              <w:rPr>
+                <w:lang w:val="nb-NO"/>
+              </w:rPr>
+            </w:pPr>
+            <w:r>
+              <w:rPr>
+                <w:lang w:val="nb-NO"/>
+              </w:rPr>
+              <w:t>☑ jelas (legend memberi konteks grup radio waktu kontak)</w:t>
             </w:r>
           </w:p>
         </w:tc>
@@ -2470,12 +2627,28 @@
             <w:pPr>
               <w:spacing w:after="40" w:line="252" w:lineRule="auto"/>
             </w:pPr>
+            <w:proofErr w:type="spellStart"/>
             <w:r>
               <w:rPr>
                 <w:sz w:val="18"/>
               </w:rPr>
-              <w:t>Tombol kirim</w:t>
-            </w:r>
+              <w:t>Tombol</w:t>
+            </w:r>
+            <w:proofErr w:type="spellEnd"/>
+            <w:r>
+              <w:rPr>
+                <w:sz w:val="18"/>
+              </w:rPr>
+              <w:t xml:space="preserve"> </w:t>
+            </w:r>
+            <w:proofErr w:type="spellStart"/>
+            <w:r>
+              <w:rPr>
+                <w:sz w:val="18"/>
+              </w:rPr>
+              <w:t>kirim</w:t>
+            </w:r>
+            <w:proofErr w:type="spellEnd"/>
           </w:p>
         </w:tc>
         <w:tc>
@@ -2535,12 +2708,15 @@
           <w:p>
             <w:pPr>
               <w:spacing w:after="40" w:line="252" w:lineRule="auto"/>
-            </w:pPr>
-            <w:r>
-              <w:rPr>
-                <w:sz w:val="18"/>
-              </w:rPr>
-              <w:t>☐ teks jelas</w:t>
+              <w:rPr>
+                <w:lang w:val="nb-NO"/>
+              </w:rPr>
+            </w:pPr>
+            <w:r>
+              <w:rPr>
+                <w:lang w:val="nb-NO"/>
+              </w:rPr>
+              <w:t>☑ teks jelas (teks tombol "Kirim Pesan" deskriptif)</w:t>
             </w:r>
           </w:p>
         </w:tc>
@@ -2728,10 +2904,7 @@
               <w:spacing w:after="40" w:line="252" w:lineRule="auto"/>
             </w:pPr>
             <w:r>
-              <w:rPr>
-                <w:sz w:val="18"/>
-              </w:rPr>
-              <w:t>☐</w:t>
+              <w:t>☑</w:t>
             </w:r>
           </w:p>
         </w:tc>
@@ -2748,7 +2921,16 @@
           <w:p>
             <w:pPr>
               <w:spacing w:after="40" w:line="252" w:lineRule="auto"/>
-            </w:pPr>
+              <w:rPr>
+                <w:lang w:val="nb-NO"/>
+              </w:rPr>
+            </w:pPr>
+            <w:r>
+              <w:rPr>
+                <w:lang w:val="nb-NO"/>
+              </w:rPr>
+              <w:t>Kalau dikosongkan atau kurang dari 3 huruf, browser nampilin pesan error bawaan dan nolak submit.</w:t>
+            </w:r>
           </w:p>
         </w:tc>
       </w:tr>
@@ -2812,10 +2994,7 @@
               <w:spacing w:after="40" w:line="252" w:lineRule="auto"/>
             </w:pPr>
             <w:r>
-              <w:rPr>
-                <w:sz w:val="18"/>
-              </w:rPr>
-              <w:t>☐</w:t>
+              <w:t>☑</w:t>
             </w:r>
           </w:p>
         </w:tc>
@@ -2833,6 +3012,9 @@
             <w:pPr>
               <w:spacing w:after="40" w:line="252" w:lineRule="auto"/>
             </w:pPr>
+            <w:r>
+              <w:t>Wajib diisi dan harus ada simbol @ beserta domain, jika format salah browser nampilin tooltip peringatan.</w:t>
+            </w:r>
           </w:p>
         </w:tc>
       </w:tr>
@@ -2896,10 +3078,7 @@
               <w:spacing w:after="40" w:line="252" w:lineRule="auto"/>
             </w:pPr>
             <w:r>
-              <w:rPr>
-                <w:sz w:val="18"/>
-              </w:rPr>
-              <w:t>☐</w:t>
+              <w:t>☑</w:t>
             </w:r>
           </w:p>
         </w:tc>
@@ -2917,6 +3096,9 @@
             <w:pPr>
               <w:spacing w:after="40" w:line="252" w:lineRule="auto"/>
             </w:pPr>
+            <w:r>
+              <w:t>User wajib memilih salah satu paket bakpia dari opsi select sebelum bisa submit form.</w:t>
+            </w:r>
           </w:p>
         </w:tc>
       </w:tr>
@@ -2936,31 +3118,28 @@
               <w:spacing w:after="40" w:line="252" w:lineRule="auto"/>
             </w:pPr>
             <w:r>
+              <w:t>Topik / Waktu</w:t>
+            </w:r>
+          </w:p>
+        </w:tc>
+        <w:tc>
+          <w:tcPr>
+            <w:tcW w:w="2650" w:type="dxa"/>
+            <w:tcMar>
+              <w:top w:w="80" w:type="dxa"/>
+              <w:left w:w="120" w:type="dxa"/>
+              <w:bottom w:w="80" w:type="dxa"/>
+              <w:right w:w="120" w:type="dxa"/>
+            </w:tcMar>
+          </w:tcPr>
+          <w:p>
+            <w:pPr>
+              <w:spacing w:after="40" w:line="252" w:lineRule="auto"/>
+            </w:pPr>
+            <w:r>
               <w:rPr>
                 <w:sz w:val="18"/>
               </w:rPr>
-              <w:t>Topik</w:t>
-            </w:r>
-          </w:p>
-        </w:tc>
-        <w:tc>
-          <w:tcPr>
-            <w:tcW w:w="2650" w:type="dxa"/>
-            <w:tcMar>
-              <w:top w:w="80" w:type="dxa"/>
-              <w:left w:w="120" w:type="dxa"/>
-              <w:bottom w:w="80" w:type="dxa"/>
-              <w:right w:w="120" w:type="dxa"/>
-            </w:tcMar>
-          </w:tcPr>
-          <w:p>
-            <w:pPr>
-              <w:spacing w:after="40" w:line="252" w:lineRule="auto"/>
-            </w:pPr>
-            <w:r>
-              <w:rPr>
-                <w:sz w:val="18"/>
-              </w:rPr>
               <w:t>required pada salah satu radio</w:t>
             </w:r>
           </w:p>
@@ -2980,10 +3159,7 @@
               <w:spacing w:after="40" w:line="252" w:lineRule="auto"/>
             </w:pPr>
             <w:r>
-              <w:rPr>
-                <w:sz w:val="18"/>
-              </w:rPr>
-              <w:t>☐</w:t>
+              <w:t>☑</w:t>
             </w:r>
           </w:p>
         </w:tc>
@@ -3001,6 +3177,9 @@
             <w:pPr>
               <w:spacing w:after="40" w:line="252" w:lineRule="auto"/>
             </w:pPr>
+            <w:r>
+              <w:t>Radio button pertama (#pagi) dipasang required, jadi browser otomatis mewajibkan pemilihan salah satu opsi.</w:t>
+            </w:r>
           </w:p>
         </w:tc>
       </w:tr>
@@ -3064,10 +3243,7 @@
               <w:spacing w:after="40" w:line="252" w:lineRule="auto"/>
             </w:pPr>
             <w:r>
-              <w:rPr>
-                <w:sz w:val="18"/>
-              </w:rPr>
-              <w:t>☐</w:t>
+              <w:t>☑</w:t>
             </w:r>
           </w:p>
         </w:tc>
@@ -3085,6 +3261,9 @@
             <w:pPr>
               <w:spacing w:after="40" w:line="252" w:lineRule="auto"/>
             </w:pPr>
+            <w:r>
+              <w:t>Field pesan bersifat opsional, tetapi jika diisi terdapat batas minlength="5" agar pesannya bermakna.</w:t>
+            </w:r>
           </w:p>
         </w:tc>
       </w:tr>
@@ -3148,10 +3327,7 @@
               <w:spacing w:after="40" w:line="252" w:lineRule="auto"/>
             </w:pPr>
             <w:r>
-              <w:rPr>
-                <w:sz w:val="18"/>
-              </w:rPr>
-              <w:t>☐</w:t>
+              <w:t>☑</w:t>
             </w:r>
           </w:p>
         </w:tc>
@@ -3169,6 +3345,9 @@
             <w:pPr>
               <w:spacing w:after="40" w:line="252" w:lineRule="auto"/>
             </w:pPr>
+            <w:r>
+              <w:t>Bekerja memicu validasi native HTML5 sekaligus event submit pada JavaScript form handler.</w:t>
+            </w:r>
           </w:p>
         </w:tc>
       </w:tr>
@@ -3232,10 +3411,7 @@
               <w:spacing w:after="40" w:line="252" w:lineRule="auto"/>
             </w:pPr>
             <w:r>
-              <w:rPr>
-                <w:sz w:val="18"/>
-              </w:rPr>
-              <w:t>☐</w:t>
+              <w:t>☑</w:t>
             </w:r>
           </w:p>
         </w:tc>
@@ -3252,7 +3428,16 @@
           <w:p>
             <w:pPr>
               <w:spacing w:after="40" w:line="252" w:lineRule="auto"/>
-            </w:pPr>
+              <w:rPr>
+                <w:lang w:val="nb-NO"/>
+              </w:rPr>
+            </w:pPr>
+            <w:r>
+              <w:rPr>
+                <w:lang w:val="nb-NO"/>
+              </w:rPr>
+              <w:t>Fokus tombol Tab urut dari navbar -&gt; Nama -&gt; Email -&gt; Paket -&gt; WA -&gt; Radio Waktu -&gt; Pesan -&gt; Tombol Kirim.</w:t>
+            </w:r>
           </w:p>
         </w:tc>
       </w:tr>
@@ -3443,10 +3628,7 @@
               <w:spacing w:after="40" w:line="252" w:lineRule="auto"/>
             </w:pPr>
             <w:r>
-              <w:rPr>
-                <w:sz w:val="18"/>
-              </w:rPr>
-              <w:t>☐</w:t>
+              <w:t>☑</w:t>
             </w:r>
           </w:p>
         </w:tc>
@@ -3464,6 +3646,9 @@
             <w:pPr>
               <w:spacing w:after="40" w:line="252" w:lineRule="auto"/>
             </w:pPr>
+            <w:r>
+              <w:t>Script dimuat pakai &lt;script src="js/form.js" defer&gt;&lt;/script&gt; sehingga dieksekusi pas DOM selesai dimuat.</w:t>
+            </w:r>
           </w:p>
         </w:tc>
       </w:tr>
@@ -3527,10 +3712,7 @@
               <w:spacing w:after="40" w:line="252" w:lineRule="auto"/>
             </w:pPr>
             <w:r>
-              <w:rPr>
-                <w:sz w:val="18"/>
-              </w:rPr>
-              <w:t>☐</w:t>
+              <w:t>☑</w:t>
             </w:r>
           </w:p>
         </w:tc>
@@ -3547,7 +3729,16 @@
           <w:p>
             <w:pPr>
               <w:spacing w:after="40" w:line="252" w:lineRule="auto"/>
-            </w:pPr>
+              <w:rPr>
+                <w:lang w:val="nb-NO"/>
+              </w:rPr>
+            </w:pPr>
+            <w:r>
+              <w:rPr>
+                <w:lang w:val="nb-NO"/>
+              </w:rPr>
+              <w:t>Memakai event.preventDefault() pada listener form kontak biar halaman gak reload saat submit.</w:t>
+            </w:r>
           </w:p>
         </w:tc>
       </w:tr>
@@ -3611,10 +3802,7 @@
               <w:spacing w:after="40" w:line="252" w:lineRule="auto"/>
             </w:pPr>
             <w:r>
-              <w:rPr>
-                <w:sz w:val="18"/>
-              </w:rPr>
-              <w:t>☐</w:t>
+              <w:t>☑</w:t>
             </w:r>
           </w:p>
         </w:tc>
@@ -3631,7 +3819,16 @@
           <w:p>
             <w:pPr>
               <w:spacing w:after="40" w:line="252" w:lineRule="auto"/>
-            </w:pPr>
+              <w:rPr>
+                <w:lang w:val="nb-NO"/>
+              </w:rPr>
+            </w:pPr>
+            <w:r>
+              <w:rPr>
+                <w:lang w:val="nb-NO"/>
+              </w:rPr>
+              <w:t>Semua nilai form berhasil diambil via FormData dan dirender rapi di elemen #preview berlatar hijau.</w:t>
+            </w:r>
           </w:p>
         </w:tc>
       </w:tr>
@@ -3695,10 +3892,7 @@
               <w:spacing w:after="40" w:line="252" w:lineRule="auto"/>
             </w:pPr>
             <w:r>
-              <w:rPr>
-                <w:sz w:val="18"/>
-              </w:rPr>
-              <w:t>☐</w:t>
+              <w:t>☑</w:t>
             </w:r>
           </w:p>
         </w:tc>
@@ -3716,6 +3910,9 @@
             <w:pPr>
               <w:spacing w:after="40" w:line="252" w:lineRule="auto"/>
             </w:pPr>
+            <w:r>
+              <w:t>Tab Console di DevTools bersih tanpa error saat halaman dibuka maupun saat tombol kirim ditekan.</w:t>
+            </w:r>
           </w:p>
         </w:tc>
       </w:tr>
@@ -3736,10 +3933,10 @@
         <w:tblLook w:val="04A0" w:firstRow="1" w:lastRow="0" w:firstColumn="1" w:lastColumn="0" w:noHBand="0" w:noVBand="1"/>
       </w:tblPr>
       <w:tblGrid>
-        <w:gridCol w:w="1500"/>
-        <w:gridCol w:w="5050"/>
-        <w:gridCol w:w="1000"/>
-        <w:gridCol w:w="1810"/>
+        <w:gridCol w:w="1345"/>
+        <w:gridCol w:w="4086"/>
+        <w:gridCol w:w="923"/>
+        <w:gridCol w:w="3006"/>
       </w:tblGrid>
       <w:tr>
         <w:trPr>
@@ -3906,10 +4103,7 @@
               <w:spacing w:after="40" w:line="252" w:lineRule="auto"/>
             </w:pPr>
             <w:r>
-              <w:rPr>
-                <w:sz w:val="18"/>
-              </w:rPr>
-              <w:t>☐</w:t>
+              <w:t>☑</w:t>
             </w:r>
           </w:p>
         </w:tc>
@@ -3927,6 +4121,37 @@
             <w:pPr>
               <w:spacing w:after="40" w:line="252" w:lineRule="auto"/>
             </w:pPr>
+            <w:r>
+              <w:t>&lt;nav aria-label="Navigasi utama"&gt;</w:t>
+            </w:r>
+            <w:r>
+              <w:br/>
+              <w:t xml:space="preserve">  &lt;a href="index.html"&gt;Beranda&lt;/a&gt;</w:t>
+            </w:r>
+            <w:r>
+              <w:br/>
+              <w:t xml:space="preserve">  &lt;a href="tentang.html"&gt;Tentang Kami&lt;/a&gt;</w:t>
+            </w:r>
+            <w:r>
+              <w:br/>
+              <w:t xml:space="preserve">  &lt;a href="produk.html"&gt;Produk&lt;/a&gt;</w:t>
+            </w:r>
+            <w:r>
+              <w:br/>
+              <w:t xml:space="preserve">  &lt;a href="galeri.html"&gt;Galeri&lt;/a&gt;</w:t>
+            </w:r>
+            <w:r>
+              <w:br/>
+              <w:t xml:space="preserve">  &lt;a href="kontak.html" class="aktif"&gt;Kontak&lt;/a&gt;</w:t>
+            </w:r>
+            <w:r>
+              <w:br/>
+              <w:t>&lt;/nav&gt;</w:t>
+            </w:r>
+            <w:r>
+              <w:br/>
+              <w:t>Navigasi kontak.html terhubung di seluruh halaman.</w:t>
+            </w:r>
           </w:p>
         </w:tc>
       </w:tr>
@@ -3994,10 +4219,7 @@
               <w:spacing w:after="40" w:line="252" w:lineRule="auto"/>
             </w:pPr>
             <w:r>
-              <w:rPr>
-                <w:sz w:val="18"/>
-              </w:rPr>
-              <w:t>☐</w:t>
+              <w:t>☑</w:t>
             </w:r>
           </w:p>
         </w:tc>
@@ -4015,6 +4237,17 @@
             <w:pPr>
               <w:spacing w:after="40" w:line="252" w:lineRule="auto"/>
             </w:pPr>
+            <w:r>
+              <w:t>&lt;label for="nama"&gt;Nama lengkap &lt;span class="wajib"&gt;*&lt;/span&gt;&lt;/label&gt;</w:t>
+            </w:r>
+            <w:r>
+              <w:br/>
+              <w:t>&lt;input id="nama" name="nama" type="text" placeholder="Contoh: Rani Kusuma" required minlength="3" autocomplete="name" /&gt;</w:t>
+            </w:r>
+            <w:r>
+              <w:br/>
+              <w:t>Atribut for="nama" terhubung langsung dengan id="nama".</w:t>
+            </w:r>
           </w:p>
         </w:tc>
       </w:tr>
@@ -4078,10 +4311,7 @@
               <w:spacing w:after="40" w:line="252" w:lineRule="auto"/>
             </w:pPr>
             <w:r>
-              <w:rPr>
-                <w:sz w:val="18"/>
-              </w:rPr>
-              <w:t>☐</w:t>
+              <w:t>☑</w:t>
             </w:r>
           </w:p>
         </w:tc>
@@ -4099,6 +4329,13 @@
             <w:pPr>
               <w:spacing w:after="40" w:line="252" w:lineRule="auto"/>
             </w:pPr>
+            <w:r>
+              <w:t>&lt;input id="email" name="email" type="email" placeholder="nama@email.com" required autocomplete="email" /&gt;</w:t>
+            </w:r>
+            <w:r>
+              <w:br/>
+              <w:t>&lt;input id="wa" name="wa" type="tel" placeholder="08xx xxxx xxxx" required inputmode="tel" pattern="[0-9+\-\s]{9,16}" autocomplete="tel" /&gt;</w:t>
+            </w:r>
           </w:p>
         </w:tc>
       </w:tr>
@@ -4162,10 +4399,7 @@
               <w:spacing w:after="40" w:line="252" w:lineRule="auto"/>
             </w:pPr>
             <w:r>
-              <w:rPr>
-                <w:sz w:val="18"/>
-              </w:rPr>
-              <w:t>☐</w:t>
+              <w:t>☑</w:t>
             </w:r>
           </w:p>
         </w:tc>
@@ -4183,6 +4417,29 @@
             <w:pPr>
               <w:spacing w:after="40" w:line="252" w:lineRule="auto"/>
             </w:pPr>
+            <w:r>
+              <w:t>&lt;fieldset class="field field-waktu"&gt;</w:t>
+            </w:r>
+            <w:r>
+              <w:br/>
+              <w:t xml:space="preserve">  &lt;legend&gt;Waktu kontak yang diinginkan &lt;span class="wajib"&gt;*&lt;/span&gt;&lt;/legend&gt;</w:t>
+            </w:r>
+            <w:r>
+              <w:br/>
+              <w:t xml:space="preserve">  &lt;div class="chip-row"&gt;</w:t>
+            </w:r>
+            <w:r>
+              <w:br/>
+              <w:t xml:space="preserve">    &lt;label class="chip"&gt;&lt;input id="pagi" name="waktu" type="radio" value="Pagi" required /&gt; ...&lt;/label&gt;</w:t>
+            </w:r>
+            <w:r>
+              <w:br/>
+              <w:t xml:space="preserve">  &lt;/div&gt;</w:t>
+            </w:r>
+            <w:r>
+              <w:br/>
+              <w:t>&lt;/fieldset&gt;</w:t>
+            </w:r>
           </w:p>
         </w:tc>
       </w:tr>
@@ -4246,10 +4503,7 @@
               <w:spacing w:after="40" w:line="252" w:lineRule="auto"/>
             </w:pPr>
             <w:r>
-              <w:rPr>
-                <w:sz w:val="18"/>
-              </w:rPr>
-              <w:t>☐</w:t>
+              <w:t>☑</w:t>
             </w:r>
           </w:p>
         </w:tc>
@@ -4267,6 +4521,29 @@
             <w:pPr>
               <w:spacing w:after="40" w:line="252" w:lineRule="auto"/>
             </w:pPr>
+            <w:r>
+              <w:t>&lt;select id="paket" name="paket" required&gt;</w:t>
+            </w:r>
+            <w:r>
+              <w:br/>
+              <w:t xml:space="preserve">  &lt;option value="" disabled selected&gt;Pilih varian atau paket bakpia&lt;/option&gt;</w:t>
+            </w:r>
+            <w:r>
+              <w:br/>
+              <w:t xml:space="preserve">  &lt;option value="Box Isi 10 (Klasik)"&gt;Box Isi 10 (Klasik)&lt;/option&gt;</w:t>
+            </w:r>
+            <w:r>
+              <w:br/>
+              <w:t>&lt;/select&gt;</w:t>
+            </w:r>
+            <w:r>
+              <w:br/>
+              <w:t>&lt;textarea id="pesan" name="pesan" rows="4" minlength="5"&gt;&lt;/textarea&gt;</w:t>
+            </w:r>
+            <w:r>
+              <w:br/>
+              <w:t>&lt;button type="submit" class="submit-btn"&gt;Kirim Pesan&lt;/button&gt;</w:t>
+            </w:r>
           </w:p>
         </w:tc>
       </w:tr>
@@ -4330,10 +4607,7 @@
               <w:spacing w:after="40" w:line="252" w:lineRule="auto"/>
             </w:pPr>
             <w:r>
-              <w:rPr>
-                <w:sz w:val="18"/>
-              </w:rPr>
-              <w:t>☐</w:t>
+              <w:t>☑</w:t>
             </w:r>
           </w:p>
         </w:tc>
@@ -4351,6 +4625,9 @@
             <w:pPr>
               <w:spacing w:after="40" w:line="252" w:lineRule="auto"/>
             </w:pPr>
+            <w:r>
+              <w:t>Navigasi tombol Tab keyboard berjalan runtut tanpa loncat. Outline warna pink (:focus-visible) muncul tegas di sekeliling kontrol aktif. Form menolak kirim kalau field required belum terisi.</w:t>
+            </w:r>
           </w:p>
         </w:tc>
       </w:tr>
@@ -4414,10 +4691,7 @@
               <w:spacing w:after="40" w:line="252" w:lineRule="auto"/>
             </w:pPr>
             <w:r>
-              <w:rPr>
-                <w:sz w:val="18"/>
-              </w:rPr>
-              <w:t>☐</w:t>
+              <w:t>☑</w:t>
             </w:r>
           </w:p>
         </w:tc>
@@ -4435,6 +4709,21 @@
             <w:pPr>
               <w:spacing w:after="40" w:line="252" w:lineRule="auto"/>
             </w:pPr>
+            <w:r>
+              <w:t>$ git commit -m "tugas individu"</w:t>
+            </w:r>
+            <w:r>
+              <w:br/>
+              <w:t>[main 62a9bbb] tugas individu</w:t>
+            </w:r>
+            <w:r>
+              <w:br/>
+              <w:t>20 files changed, 965 insertions(+), 165 deletions(-)</w:t>
+            </w:r>
+            <w:r>
+              <w:br/>
+              <w:t>Status git bersih dan commit hash P04 tersimpan.</w:t>
+            </w:r>
           </w:p>
         </w:tc>
       </w:tr>
@@ -4586,6 +4875,69 @@
             <w:pPr>
               <w:spacing w:after="40" w:line="252" w:lineRule="auto"/>
             </w:pPr>
+            <w:r>
+              <w:t>&lt;div class="field"&gt;</w:t>
+            </w:r>
+            <w:r>
+              <w:br/>
+              <w:t xml:space="preserve">  &lt;label for="wa"&gt;Nomor WhatsApp &lt;span class="wajib"&gt;*&lt;/span&gt;&lt;/label&gt;</w:t>
+            </w:r>
+            <w:r>
+              <w:br/>
+              <w:t xml:space="preserve">  &lt;div class="input-wrap"&gt;</w:t>
+            </w:r>
+            <w:r>
+              <w:br/>
+              <w:t xml:space="preserve">    &lt;input id="wa" name="wa" type="tel" placeholder="08xx xxxx xxxx" required inputmode="tel" pattern="[0-9+\-\s]{9,16}" aria-describedby="wa-help" autocomplete="tel" /&gt;</w:t>
+            </w:r>
+            <w:r>
+              <w:br/>
+              <w:t xml:space="preserve">  &lt;/div&gt;</w:t>
+            </w:r>
+            <w:r>
+              <w:br/>
+              <w:t xml:space="preserve">  &lt;small id="wa-help" class="help"&gt;Nomor aktif untuk konfirmasi pemesanan.&lt;/small&gt;</w:t>
+            </w:r>
+            <w:r>
+              <w:br/>
+              <w:t>&lt;/div&gt;</w:t>
+            </w:r>
+            <w:r>
+              <w:br/>
+              <w:t>&lt;fieldset class="field field-waktu"&gt;</w:t>
+            </w:r>
+            <w:r>
+              <w:br/>
+              <w:t xml:space="preserve">  &lt;legend&gt;Waktu kontak yang diinginkan &lt;span class="wajib"&gt;*&lt;/span&gt;&lt;/legend&gt;</w:t>
+            </w:r>
+            <w:r>
+              <w:br/>
+              <w:t xml:space="preserve">  &lt;div class="chip-row"&gt;</w:t>
+            </w:r>
+            <w:r>
+              <w:br/>
+              <w:t xml:space="preserve">    &lt;label class="chip"&gt;&lt;input id="pagi" name="waktu" type="radio" value="Pagi" required /&gt; Pagi&lt;/label&gt;</w:t>
+            </w:r>
+            <w:r>
+              <w:br/>
+              <w:t xml:space="preserve">    &lt;label class="chip"&gt;&lt;input id="siang" name="waktu" type="radio" value="Siang" /&gt; Siang&lt;/label&gt;</w:t>
+            </w:r>
+            <w:r>
+              <w:br/>
+              <w:t xml:space="preserve">    &lt;label class="chip"&gt;&lt;input id="sore" name="waktu" type="radio" value="Sore" /&gt; Sore&lt;/label&gt;</w:t>
+            </w:r>
+            <w:r>
+              <w:br/>
+              <w:t xml:space="preserve">    &lt;label class="chip"&gt;&lt;input id="kapan-saja" name="waktu" type="radio" value="Kapan saja" /&gt; Kapan saja&lt;/label&gt;</w:t>
+            </w:r>
+            <w:r>
+              <w:br/>
+              <w:t xml:space="preserve">  &lt;/div&gt;</w:t>
+            </w:r>
+            <w:r>
+              <w:br/>
+              <w:t>&lt;/fieldset&gt;</w:t>
+            </w:r>
           </w:p>
         </w:tc>
         <w:tc>
@@ -4603,10 +4955,7 @@
               <w:spacing w:after="40" w:line="252" w:lineRule="auto"/>
             </w:pPr>
             <w:r>
-              <w:rPr>
-                <w:sz w:val="18"/>
-              </w:rPr>
-              <w:t>☐</w:t>
+              <w:t>☑</w:t>
             </w:r>
           </w:p>
         </w:tc>
@@ -4648,6 +4997,9 @@
             <w:pPr>
               <w:spacing w:after="40" w:line="252" w:lineRule="auto"/>
             </w:pPr>
+            <w:r>
+              <w:t>Fokus tombol Tab berpindah lancar dari input WhatsApp langsung masuk ke pilihan radio waktu. Pemilihan radio button bisa digeser memakai tombol panah keyboard (Arrow keys). Setelah itu Tab berpindah mulus ke textarea pesan dan tombol submit.</w:t>
+            </w:r>
           </w:p>
         </w:tc>
         <w:tc>
@@ -4665,10 +5017,7 @@
               <w:spacing w:after="40" w:line="252" w:lineRule="auto"/>
             </w:pPr>
             <w:r>
-              <w:rPr>
-                <w:sz w:val="18"/>
-              </w:rPr>
-              <w:t>☐</w:t>
+              <w:t>☑</w:t>
             </w:r>
           </w:p>
         </w:tc>
@@ -4710,6 +5059,17 @@
             <w:pPr>
               <w:spacing w:after="40" w:line="252" w:lineRule="auto"/>
             </w:pPr>
+            <w:r>
+              <w:t>Elemen #preview dengan aria-live="polite" menampilkan konfirmasi interaktif setelah submit:</w:t>
+            </w:r>
+            <w:r>
+              <w:br/>
+              <w:t>"Terima kasih, [Nama]! Kami telah mencatat pesanan untuk [Paket]. Konfirmasi akan kami kirimkan via WhatsApp ke [wa] pada waktu [waktu] (Email: [email])."</w:t>
+            </w:r>
+            <w:r>
+              <w:br/>
+              <w:t>Form juga otomatis ter-reset setelah data terkirim.</w:t>
+            </w:r>
           </w:p>
         </w:tc>
         <w:tc>
@@ -4727,10 +5087,7 @@
               <w:spacing w:after="40" w:line="252" w:lineRule="auto"/>
             </w:pPr>
             <w:r>
-              <w:rPr>
-                <w:sz w:val="18"/>
-              </w:rPr>
-              <w:t>☐</w:t>
+              <w:t>☑</w:t>
             </w:r>
           </w:p>
         </w:tc>
@@ -4772,6 +5129,9 @@
             <w:pPr>
               <w:spacing w:after="40" w:line="252" w:lineRule="auto"/>
             </w:pPr>
+            <w:r>
+              <w:t>62a9bbb</w:t>
+            </w:r>
           </w:p>
         </w:tc>
         <w:tc>
@@ -4789,10 +5149,7 @@
               <w:spacing w:after="40" w:line="252" w:lineRule="auto"/>
             </w:pPr>
             <w:r>
-              <w:rPr>
-                <w:sz w:val="18"/>
-              </w:rPr>
-              <w:t>☐</w:t>
+              <w:t>☑</w:t>
             </w:r>
           </w:p>
         </w:tc>
@@ -4934,7 +5291,16 @@
           <w:p>
             <w:pPr>
               <w:spacing w:after="40" w:line="252" w:lineRule="auto"/>
-            </w:pPr>
+              <w:rPr>
+                <w:lang w:val="nb-NO"/>
+              </w:rPr>
+            </w:pPr>
+            <w:r>
+              <w:rPr>
+                <w:lang w:val="nb-NO"/>
+              </w:rPr>
+              <w:t>Halaman langsung refresh sendiri dan pesan preview gak sempat kelihatan pas tombol kirim diklik.</w:t>
+            </w:r>
           </w:p>
         </w:tc>
         <w:tc>
@@ -4951,6 +5317,25 @@
             <w:pPr>
               <w:spacing w:after="40" w:line="252" w:lineRule="auto"/>
             </w:pPr>
+            <w:r>
+              <w:t xml:space="preserve">Lupa </w:t>
+            </w:r>
+            <w:proofErr w:type="spellStart"/>
+            <w:r>
+              <w:t>memasang</w:t>
+            </w:r>
+            <w:proofErr w:type="spellEnd"/>
+            <w:r>
+              <w:t xml:space="preserve"> </w:t>
+            </w:r>
+            <w:proofErr w:type="spellStart"/>
+            <w:r>
+              <w:t>event.preventDefault</w:t>
+            </w:r>
+            <w:proofErr w:type="spellEnd"/>
+            <w:r>
+              <w:t>() di dalam callback event submit form.</w:t>
+            </w:r>
           </w:p>
         </w:tc>
         <w:tc>
@@ -4967,6 +5352,9 @@
             <w:pPr>
               <w:spacing w:after="40" w:line="252" w:lineRule="auto"/>
             </w:pPr>
+            <w:r>
+              <w:t>Coba klik tombol submit dan amati URL browser yang langsung reload kembali ke kondisi awal.</w:t>
+            </w:r>
           </w:p>
         </w:tc>
         <w:tc>
@@ -4983,6 +5371,9 @@
             <w:pPr>
               <w:spacing w:after="40" w:line="252" w:lineRule="auto"/>
             </w:pPr>
+            <w:r>
+              <w:t>Menambahkan event.preventDefault() di baris pertama event listener submit pada js/form.js.</w:t>
+            </w:r>
           </w:p>
         </w:tc>
       </w:tr>
@@ -5000,7 +5391,16 @@
           <w:p>
             <w:pPr>
               <w:spacing w:after="40" w:line="252" w:lineRule="auto"/>
-            </w:pPr>
+              <w:rPr>
+                <w:lang w:val="nb-NO"/>
+              </w:rPr>
+            </w:pPr>
+            <w:r>
+              <w:rPr>
+                <w:lang w:val="nb-NO"/>
+              </w:rPr>
+              <w:t>Waktu teks label WhatsApp diklik, kursor gak otomatis masuk ke kotak input nomor WA.</w:t>
+            </w:r>
           </w:p>
         </w:tc>
         <w:tc>
@@ -5017,6 +5417,14 @@
             <w:pPr>
               <w:spacing w:after="40" w:line="252" w:lineRule="auto"/>
             </w:pPr>
+            <w:proofErr w:type="spellStart"/>
+            <w:r>
+              <w:t>Atribut</w:t>
+            </w:r>
+            <w:proofErr w:type="spellEnd"/>
+            <w:r>
+              <w:t xml:space="preserve"> for pada tag &lt;label&gt; beda sama atribut id pada tag &lt;input&gt; (sempat salah ketik).</w:t>
+            </w:r>
           </w:p>
         </w:tc>
         <w:tc>
@@ -5032,7 +5440,16 @@
           <w:p>
             <w:pPr>
               <w:spacing w:after="40" w:line="252" w:lineRule="auto"/>
-            </w:pPr>
+              <w:rPr>
+                <w:lang w:val="nb-NO"/>
+              </w:rPr>
+            </w:pPr>
+            <w:r>
+              <w:rPr>
+                <w:lang w:val="nb-NO"/>
+              </w:rPr>
+              <w:t>Klik langsung teks tulisan label "Nomor WhatsApp" dan amati apakah input box aktif atau tidak.</w:t>
+            </w:r>
           </w:p>
         </w:tc>
         <w:tc>
@@ -5048,7 +5465,16 @@
           <w:p>
             <w:pPr>
               <w:spacing w:after="40" w:line="252" w:lineRule="auto"/>
-            </w:pPr>
+              <w:rPr>
+                <w:lang w:val="nb-NO"/>
+              </w:rPr>
+            </w:pPr>
+            <w:r>
+              <w:rPr>
+                <w:lang w:val="nb-NO"/>
+              </w:rPr>
+              <w:t>Menyamakan nilai kedua atribut menjadi for="wa" dan id="wa" sehingga terhubung dengan benar.</w:t>
+            </w:r>
           </w:p>
         </w:tc>
       </w:tr>
@@ -5066,7 +5492,16 @@
           <w:p>
             <w:pPr>
               <w:spacing w:after="40" w:line="252" w:lineRule="auto"/>
-            </w:pPr>
+              <w:rPr>
+                <w:lang w:val="nb-NO"/>
+              </w:rPr>
+            </w:pPr>
+            <w:r>
+              <w:rPr>
+                <w:lang w:val="nb-NO"/>
+              </w:rPr>
+              <w:t>Radio button waktu kontak bisa lolos terkirim meskipun pengguna belum milih salah satu opsi.</w:t>
+            </w:r>
           </w:p>
         </w:tc>
         <w:tc>
@@ -5083,6 +5518,25 @@
             <w:pPr>
               <w:spacing w:after="40" w:line="252" w:lineRule="auto"/>
             </w:pPr>
+            <w:r>
+              <w:t xml:space="preserve">Belum </w:t>
+            </w:r>
+            <w:proofErr w:type="spellStart"/>
+            <w:r>
+              <w:t>menambahkan</w:t>
+            </w:r>
+            <w:proofErr w:type="spellEnd"/>
+            <w:r>
+              <w:t xml:space="preserve"> </w:t>
+            </w:r>
+            <w:proofErr w:type="spellStart"/>
+            <w:r>
+              <w:t>atribut</w:t>
+            </w:r>
+            <w:proofErr w:type="spellEnd"/>
+            <w:r>
+              <w:t xml:space="preserve"> required pada radio button di dalam fieldset.</w:t>
+            </w:r>
           </w:p>
         </w:tc>
         <w:tc>
@@ -5098,7 +5552,16 @@
           <w:p>
             <w:pPr>
               <w:spacing w:after="40" w:line="252" w:lineRule="auto"/>
-            </w:pPr>
+              <w:rPr>
+                <w:lang w:val="nb-NO"/>
+              </w:rPr>
+            </w:pPr>
+            <w:r>
+              <w:rPr>
+                <w:lang w:val="nb-NO"/>
+              </w:rPr>
+              <w:t>Kosongkan semua pilihan radio lalu tekan Kirim Pesan, ternyata form tetap terkirim.</w:t>
+            </w:r>
           </w:p>
         </w:tc>
         <w:tc>
@@ -5115,6 +5578,22 @@
             <w:pPr>
               <w:spacing w:after="40" w:line="252" w:lineRule="auto"/>
             </w:pPr>
+            <w:proofErr w:type="spellStart"/>
+            <w:r>
+              <w:t>Menambahkan</w:t>
+            </w:r>
+            <w:proofErr w:type="spellEnd"/>
+            <w:r>
+              <w:t xml:space="preserve"> </w:t>
+            </w:r>
+            <w:proofErr w:type="spellStart"/>
+            <w:r>
+              <w:t>atribut</w:t>
+            </w:r>
+            <w:proofErr w:type="spellEnd"/>
+            <w:r>
+              <w:t xml:space="preserve"> required pada salah satu radio button (#pagi) agar grup radio wajib dipilih.</w:t>
+            </w:r>
           </w:p>
         </w:tc>
       </w:tr>
@@ -5133,6 +5612,9 @@
             <w:pPr>
               <w:spacing w:after="40" w:line="252" w:lineRule="auto"/>
             </w:pPr>
+            <w:r>
+              <w:t>Kotak fokus (focus ring) sempat gak kelihatan jelas pas form dicoba navigasi pakai keyboard Tab.</w:t>
+            </w:r>
           </w:p>
         </w:tc>
         <w:tc>
@@ -5149,6 +5631,9 @@
             <w:pPr>
               <w:spacing w:after="40" w:line="252" w:lineRule="auto"/>
             </w:pPr>
+            <w:r>
+              <w:t>Belum ada styling CSS :focus-visible khusus untuk elemen select dan input form.</w:t>
+            </w:r>
           </w:p>
         </w:tc>
         <w:tc>
@@ -5164,7 +5649,16 @@
           <w:p>
             <w:pPr>
               <w:spacing w:after="40" w:line="252" w:lineRule="auto"/>
-            </w:pPr>
+              <w:rPr>
+                <w:lang w:val="nb-NO"/>
+              </w:rPr>
+            </w:pPr>
+            <w:r>
+              <w:rPr>
+                <w:lang w:val="nb-NO"/>
+              </w:rPr>
+              <w:t>Tekan tombol Tab secara berurutan di browser untuk melihat batas elemen yang sedang aktif.</w:t>
+            </w:r>
           </w:p>
         </w:tc>
         <w:tc>
@@ -5181,6 +5675,22 @@
             <w:pPr>
               <w:spacing w:after="40" w:line="252" w:lineRule="auto"/>
             </w:pPr>
+            <w:proofErr w:type="spellStart"/>
+            <w:r>
+              <w:t>Menambahkan</w:t>
+            </w:r>
+            <w:proofErr w:type="spellEnd"/>
+            <w:r>
+              <w:t xml:space="preserve"> </w:t>
+            </w:r>
+            <w:proofErr w:type="spellStart"/>
+            <w:r>
+              <w:t>properti</w:t>
+            </w:r>
+            <w:proofErr w:type="spellEnd"/>
+            <w:r>
+              <w:t xml:space="preserve"> outline: 3px solid #ff6f9c dan outline-offset: 3px pada CSS :focus-visible.</w:t>
+            </w:r>
           </w:p>
         </w:tc>
       </w:tr>
@@ -5242,7 +5752,16 @@
           <w:p>
             <w:pPr>
               <w:spacing w:after="40" w:line="252" w:lineRule="auto"/>
-            </w:pPr>
+              <w:rPr>
+                <w:lang w:val="nb-NO"/>
+              </w:rPr>
+            </w:pPr>
+            <w:r>
+              <w:rPr>
+                <w:lang w:val="nb-NO"/>
+              </w:rPr>
+              <w:t>Label &lt;label for="nama"&gt; dan &lt;label for="wa"&gt;, karena jadi identitas utama pelanggan buat konfirmasi pesanan Bakpia.id serta ngebantu aksesibilitas screen reader.</w:t>
+            </w:r>
           </w:p>
         </w:tc>
       </w:tr>
@@ -5267,7 +5786,23 @@
                 <w:b/>
                 <w:sz w:val="18"/>
               </w:rPr>
-              <w:t>1 grup field yang memakai legend</w:t>
+              <w:t xml:space="preserve">1 </w:t>
+            </w:r>
+            <w:proofErr w:type="spellStart"/>
+            <w:r>
+              <w:rPr>
+                <w:b/>
+                <w:sz w:val="18"/>
+              </w:rPr>
+              <w:t>grup</w:t>
+            </w:r>
+            <w:proofErr w:type="spellEnd"/>
+            <w:r>
+              <w:rPr>
+                <w:b/>
+                <w:sz w:val="18"/>
+              </w:rPr>
+              <w:t xml:space="preserve"> field yang memakai legend</w:t>
             </w:r>
           </w:p>
         </w:tc>
@@ -5285,6 +5820,9 @@
             <w:pPr>
               <w:spacing w:after="40" w:line="252" w:lineRule="auto"/>
             </w:pPr>
+            <w:r>
+              <w:t>Grup radio pilihan waktu kontak yang dibungkus &lt;fieldset&gt; dan &lt;legend&gt;Waktu kontak yang diinginkan&lt;/legend&gt; biar konteks pertanyaannya tetap jelas bagi pengguna.</w:t>
+            </w:r>
           </w:p>
         </w:tc>
       </w:tr>
@@ -5327,6 +5865,9 @@
             <w:pPr>
               <w:spacing w:after="40" w:line="252" w:lineRule="auto"/>
             </w:pPr>
+            <w:r>
+              <w:t>Urutan Tab keyboard berjalan lurus dari atas ke bawah mengikuti struktur kode HTML tanpa perlu tabIndex buatan, dan pemilihan radio button di dalam fieldset bisa dioperasikan pakai tombol panah keyboard.</w:t>
+            </w:r>
           </w:p>
         </w:tc>
       </w:tr>
@@ -5369,6 +5910,9 @@
             <w:pPr>
               <w:spacing w:after="40" w:line="252" w:lineRule="auto"/>
             </w:pPr>
+            <w:r>
+              <w:t>62a9bbb</w:t>
+            </w:r>
           </w:p>
         </w:tc>
       </w:tr>
@@ -5411,6 +5955,9 @@
             <w:pPr>
               <w:spacing w:after="40" w:line="252" w:lineRule="auto"/>
             </w:pPr>
+            <w:r>
+              <w:t>Mempelajari validasi JavaScript lanjutan yang lebih fleksibel dan memperhalus transisi interaktif antarmuka form di layar HP/mobile.</w:t>
+            </w:r>
           </w:p>
         </w:tc>
       </w:tr>
@@ -5608,8 +6155,16 @@
               <w:rPr>
                 <w:sz w:val="18"/>
               </w:rPr>
-              <w:t>Label dan kontrol</w:t>
-            </w:r>
+              <w:t xml:space="preserve">Label dan </w:t>
+            </w:r>
+            <w:proofErr w:type="spellStart"/>
+            <w:r>
+              <w:rPr>
+                <w:sz w:val="18"/>
+              </w:rPr>
+              <w:t>kontrol</w:t>
+            </w:r>
+            <w:proofErr w:type="spellEnd"/>
           </w:p>
         </w:tc>
         <w:tc>
@@ -5744,11 +6299,19 @@
             <w:pPr>
               <w:spacing w:after="40" w:line="252" w:lineRule="auto"/>
             </w:pPr>
+            <w:proofErr w:type="spellStart"/>
             <w:r>
               <w:rPr>
                 <w:sz w:val="18"/>
               </w:rPr>
-              <w:t>Validasi HTML</w:t>
+              <w:t>Validasi</w:t>
+            </w:r>
+            <w:proofErr w:type="spellEnd"/>
+            <w:r>
+              <w:rPr>
+                <w:sz w:val="18"/>
+              </w:rPr>
+              <w:t xml:space="preserve"> HTML</w:t>
             </w:r>
           </w:p>
         </w:tc>
@@ -5984,7 +6547,39 @@
         <w:color w:val="667085"/>
         <w:sz w:val="16"/>
       </w:rPr>
-      <w:t>Website UMKM - form HTML, label, validasi dasar, focus order, dan evidence</w:t>
+      <w:t xml:space="preserve">Website UMKM - form HTML, label, </w:t>
+    </w:r>
+    <w:proofErr w:type="spellStart"/>
+    <w:r>
+      <w:rPr>
+        <w:color w:val="667085"/>
+        <w:sz w:val="16"/>
+      </w:rPr>
+      <w:t>validasi</w:t>
+    </w:r>
+    <w:proofErr w:type="spellEnd"/>
+    <w:r>
+      <w:rPr>
+        <w:color w:val="667085"/>
+        <w:sz w:val="16"/>
+      </w:rPr>
+      <w:t xml:space="preserve"> </w:t>
+    </w:r>
+    <w:proofErr w:type="spellStart"/>
+    <w:r>
+      <w:rPr>
+        <w:color w:val="667085"/>
+        <w:sz w:val="16"/>
+      </w:rPr>
+      <w:t>dasar</w:t>
+    </w:r>
+    <w:proofErr w:type="spellEnd"/>
+    <w:r>
+      <w:rPr>
+        <w:color w:val="667085"/>
+        <w:sz w:val="16"/>
+      </w:rPr>
+      <w:t>, focus order, dan evidence</w:t>
     </w:r>
   </w:p>
 </w:ftr>
@@ -6021,14 +6616,34 @@
     <w:pPr>
       <w:pStyle w:val="Header"/>
     </w:pPr>
+    <w:proofErr w:type="spellStart"/>
     <w:r>
       <w:rPr>
         <w:b/>
         <w:color w:val="667085"/>
         <w:sz w:val="16"/>
       </w:rPr>
-      <w:t>Pemrograman Web 1 · P04 · Worksheet Praktikum</w:t>
+      <w:t>Pemrograman</w:t>
     </w:r>
+    <w:proofErr w:type="spellEnd"/>
+    <w:r>
+      <w:rPr>
+        <w:b/>
+        <w:color w:val="667085"/>
+        <w:sz w:val="16"/>
+      </w:rPr>
+      <w:t xml:space="preserve"> Web 1 · P04 · Worksheet </w:t>
+    </w:r>
+    <w:proofErr w:type="spellStart"/>
+    <w:r>
+      <w:rPr>
+        <w:b/>
+        <w:color w:val="667085"/>
+        <w:sz w:val="16"/>
+      </w:rPr>
+      <w:t>Praktikum</w:t>
+    </w:r>
+    <w:proofErr w:type="spellEnd"/>
   </w:p>
 </w:hdr>
 </file>
